--- a/module-7/DelaCruz_Module 7.2.docx
+++ b/module-7/DelaCruz_Module 7.2.docx
@@ -27,7 +27,13 @@
         <w:rPr>
           <w:rFonts w:ascii="Aptos Light" w:hAnsi="Aptos Light"/>
         </w:rPr>
-        <w:t>April 30, 2026</w:t>
+        <w:t>May 2</w:t>
+      </w:r>
+      <w:r>
+        <w:rPr>
+          <w:rFonts w:ascii="Aptos Light" w:hAnsi="Aptos Light"/>
+        </w:rPr>
+        <w:t>, 2026</w:t>
       </w:r>
     </w:p>
     <w:p>
@@ -80,6 +86,7 @@
       <w:r>
         <w:rPr>
           <w:rFonts w:ascii="Aptos Light" w:hAnsi="Aptos Light"/>
+          <w:noProof/>
         </w:rPr>
         <w:drawing>
           <wp:inline distT="0" distB="0" distL="0" distR="0" wp14:anchorId="58EE395B" wp14:editId="54C992F6">
@@ -195,6 +202,7 @@
       <w:r>
         <w:rPr>
           <w:rFonts w:ascii="Aptos Light" w:hAnsi="Aptos Light"/>
+          <w:noProof/>
         </w:rPr>
         <w:drawing>
           <wp:inline distT="0" distB="0" distL="0" distR="0" wp14:anchorId="535D7D7E" wp14:editId="7BF808DE">
@@ -334,6 +342,7 @@
       <w:r>
         <w:rPr>
           <w:rFonts w:ascii="Aptos Light" w:hAnsi="Aptos Light"/>
+          <w:noProof/>
         </w:rPr>
         <w:drawing>
           <wp:inline distT="0" distB="0" distL="0" distR="0" wp14:anchorId="4B03EC64" wp14:editId="5574A38F">
@@ -497,6 +506,7 @@
       <w:r>
         <w:rPr>
           <w:rFonts w:ascii="Aptos Light" w:hAnsi="Aptos Light"/>
+          <w:noProof/>
         </w:rPr>
         <w:drawing>
           <wp:inline distT="0" distB="0" distL="0" distR="0" wp14:anchorId="5AF582FD" wp14:editId="5BC65AF8">
@@ -636,6 +646,7 @@
       <w:r>
         <w:rPr>
           <w:rFonts w:ascii="Aptos Light" w:hAnsi="Aptos Light"/>
+          <w:noProof/>
         </w:rPr>
         <w:drawing>
           <wp:inline distT="0" distB="0" distL="0" distR="0" wp14:anchorId="177C06F9" wp14:editId="58A065AF">
@@ -799,6 +810,7 @@
       <w:r>
         <w:rPr>
           <w:rFonts w:ascii="Aptos Light" w:hAnsi="Aptos Light"/>
+          <w:noProof/>
         </w:rPr>
         <w:drawing>
           <wp:inline distT="0" distB="0" distL="0" distR="0" wp14:anchorId="30F13746" wp14:editId="210E0400">
@@ -946,6 +958,7 @@
       <w:r>
         <w:rPr>
           <w:rFonts w:ascii="Aptos Light" w:hAnsi="Aptos Light"/>
+          <w:noProof/>
         </w:rPr>
         <w:drawing>
           <wp:inline distT="0" distB="0" distL="0" distR="0" wp14:anchorId="63D4697A" wp14:editId="37EF99A3">
@@ -1597,6 +1610,7 @@
   <w:style w:type="character" w:default="1" w:styleId="DefaultParagraphFont">
     <w:name w:val="Default Paragraph Font"/>
     <w:uiPriority w:val="1"/>
+    <w:semiHidden/>
     <w:unhideWhenUsed/>
   </w:style>
   <w:style w:type="table" w:default="1" w:styleId="TableNormal">
